--- a/prompts/Sorry_Small_Objects_Are_A_Choking_Hazard_120_Reels.docx
+++ b/prompts/Sorry_Small_Objects_Are_A_Choking_Hazard_120_Reels.docx
@@ -3926,7 +3926,7 @@
         <w:pStyle w:val="Heading1"/>
       </w:pPr>
       <w:r>
-        <w:t>63. Craft Cocktail Lounge — 27-year-old American woman with light-brown shoulder-length hair</w:t>
+        <w:t>63. Mixology Bar — 27-year-old American woman with light-brown shoulder-length hair</w:t>
       </w:r>
     </w:p>
     <w:p>
@@ -3970,7 +3970,7 @@
         <w:t xml:space="preserve">IMAGE PROMPT: </w:t>
       </w:r>
       <w:r>
-        <w:t>Use the attached mockup image as the EXACT T-shirt reference: the shirt in the image must be the shirt the person wears, unchanged. Preserve the exact wording “WHEN GUYS SAY / "Suck It" / I ALWAYS REPLY WITH / "SORRY, SMALL / OBJECTS ARE A / CHOKING HAZARD." /”, the same typography, ink colours and graphic layout (white tall condensed caps, golden script "Suck It" in quotes, gold underline beneath last line), and the same black T-shirt presentation. Do not change, rewrite, shorten, add, remove, or rearrange any wording. Create a highly photorealistic 27-year-old American woman with light-brown shoulder-length hair in a realistic American setting at a craft cocktail lounge. The person is holding a coupe glass. Natural age-appropriate appearance, realistic skin texture, authentic hair, natural facial expression, realistic black cotton T-shirt with visible fabric weave and natural folds. The T-shirt and its graphic are the MAIN FOCUS. Keep the entire front design clearly visible, centered, sharp and readable. Real-life commercial lifestyle photography, natural lighting, realistic background, subtle depth of field, believable American environment, authentic camera perspective. IMAGE SIZE: 9:16 VERTICAL. No text anywhere except the shirt print itself: no logo, no watermark, no QR code, no altered typography, no additional graphic.</w:t>
+        <w:t>Use the attached mockup image as the EXACT T-shirt reference: the shirt in the image must be the shirt the person wears, unchanged. Preserve the exact wording “WHEN GUYS SAY / "Suck It" / I ALWAYS REPLY WITH / "SORRY, SMALL / OBJECTS ARE A / CHOKING HAZARD." /”, the same typography, ink colours and graphic layout (white tall condensed caps, golden script "Suck It" in quotes, gold underline beneath last line), and the same black T-shirt presentation. Do not change, rewrite, shorten, add, remove, or rearrange any wording. Create a highly photorealistic 27-year-old American woman with light-brown shoulder-length hair in a realistic American setting at a mixology bar. The person is holding a coupe glass. Natural age-appropriate appearance, realistic skin texture, authentic hair, natural facial expression, realistic black cotton T-shirt with visible fabric weave and natural folds. The T-shirt and its graphic are the MAIN FOCUS. Keep the entire front design clearly visible, centered, sharp and readable. Real-life commercial lifestyle photography, natural lighting, realistic background, subtle depth of field, believable American environment, authentic camera perspective. IMAGE SIZE: 9:16 VERTICAL. No text anywhere except the shirt print itself: no logo, no watermark, no QR code, no altered typography, no additional graphic.</w:t>
       </w:r>
     </w:p>
     <w:p>
@@ -3981,7 +3981,7 @@
         <w:t xml:space="preserve">VIDEO PROMPT: </w:t>
       </w:r>
       <w:r>
-        <w:t>Create a 10-second photorealistic 9:16 vertical USA lifestyle Reel that looks like genuine footage captured by a real person on a modern smartphone camera, not an AI-generated video. You MUST use the attached mockup image as the exact T-shirt: the person wears that exact shirt, with the identical graphic, wording, typography, ink colours and layout from the attached image, nothing redrawn or invented. Location: craft cocktail lounge. Main subject: 27-year-old American woman with light-brown shoulder-length hair wearing the exact T-shirt from the attached mockup image. Preserve the exact printed wording “WHEN GUYS SAY / "Suck It" / I ALWAYS REPLY WITH / "SORRY, SMALL / OBJECTS ARE A / CHOKING HAZARD." /”. The person is holding a coupe glass. They speak naturally and spend most of the dialogue talking specifically about the T-shirt: “Rate this shirt, one to ten. The tall white caps read clean on the black.” Then they smooth the shirt flat with both hands. Keep the T-shirt as the visual MAIN FOCUS for most of the 10 seconds. The camera should provide a clear front view of the complete graphic, with natural slight handheld movement and realistic autofocus. The person may gently point to, touch, straighten, or display the shirt while talking about its design, message, bold lettering, joke appeal, or gift value. Use natural American voice, realistic lip sync, authentic body movement, real cotton fabric behavior, natural wrinkles and folds, realistic lighting, and location-appropriate ambient sound. Add warm, natural background laughter from girlfriends nearby, as if they just read the shirt. Make it feel like a real lifestyle Reel filmed in America. IMAGE/VIDEO FRAME: 9:16 VERTICAL. No CGI look, no 3D render, no cartoon, no plastic fabric, no artificial smooth movement, no distorted hands, no extra fingers, no altered wording, no added text, no captions or subtitles, no logo, no watermark, no QR code.</w:t>
+        <w:t>Create a 10-second photorealistic 9:16 vertical USA lifestyle Reel that looks like genuine footage captured by a real person on a modern smartphone camera, not an AI-generated video. You MUST use the attached mockup image as the exact T-shirt: the person wears that exact shirt, with the identical graphic, wording, typography, ink colours and layout from the attached image, nothing redrawn or invented. Location: mixology bar. Main subject: 27-year-old American woman with light-brown shoulder-length hair wearing the exact T-shirt from the attached mockup image. Preserve the exact printed wording “WHEN GUYS SAY / "Suck It" / I ALWAYS REPLY WITH / "SORRY, SMALL / OBJECTS ARE A / CHOKING HAZARD." /”. The person is holding a coupe glass. They speak naturally and spend most of the dialogue talking specifically about the T-shirt: “Rate this shirt, one to ten. The tall white caps read clean on the black.” Then they smooth the shirt flat with both hands. Keep the T-shirt as the visual MAIN FOCUS for most of the 10 seconds. The camera should provide a clear front view of the complete graphic, with natural slight handheld movement and realistic autofocus. The person may gently point to, touch, straighten, or display the shirt while talking about its design, message, bold lettering, joke appeal, or gift value. Use natural American voice, realistic lip sync, authentic body movement, real cotton fabric behavior, natural wrinkles and folds, realistic lighting, and location-appropriate ambient sound. Add warm, natural background laughter from girlfriends nearby, as if they just read the shirt. Make it feel like a real lifestyle Reel filmed in America. IMAGE/VIDEO FRAME: 9:16 VERTICAL. No CGI look, no 3D render, no cartoon, no plastic fabric, no artificial smooth movement, no distorted hands, no extra fingers, no altered wording, no added text, no captions or subtitles, no logo, no watermark, no QR code.</w:t>
       </w:r>
     </w:p>
     <w:p>
@@ -5438,7 +5438,7 @@
         <w:pStyle w:val="Heading1"/>
       </w:pPr>
       <w:r>
-        <w:t>87. Gym Smoothie Bar — 31-year-old American woman with short dark pixie hair</w:t>
+        <w:t>87. Smoothie Cafe — 31-year-old American woman with short dark pixie hair</w:t>
       </w:r>
     </w:p>
     <w:p>
@@ -5482,7 +5482,7 @@
         <w:t xml:space="preserve">IMAGE PROMPT: </w:t>
       </w:r>
       <w:r>
-        <w:t>Use the attached mockup image as the EXACT T-shirt reference: the shirt in the image must be the shirt the person wears, unchanged. Preserve the exact wording “WHEN GUYS SAY / "Suck It" / I ALWAYS REPLY WITH / "SORRY, SMALL / OBJECTS ARE A / CHOKING HAZARD." /”, the same typography, ink colours and graphic layout (white tall condensed caps, golden script "Suck It" in quotes, gold underline beneath last line), and the same black T-shirt presentation. Do not change, rewrite, shorten, add, remove, or rearrange any wording. Create a highly photorealistic 31-year-old American woman with short dark pixie hair in a realistic American setting at a gym smoothie bar. The person is holding a green smoothie. Natural age-appropriate appearance, realistic skin texture, authentic hair, natural facial expression, realistic black cotton T-shirt with visible fabric weave and natural folds. The T-shirt and its graphic are the MAIN FOCUS. Keep the entire front design clearly visible, centered, sharp and readable. Real-life commercial lifestyle photography, natural lighting, realistic background, subtle depth of field, believable American environment, authentic camera perspective. IMAGE SIZE: 9:16 VERTICAL. No text anywhere except the shirt print itself: no logo, no watermark, no QR code, no altered typography, no additional graphic.</w:t>
+        <w:t>Use the attached mockup image as the EXACT T-shirt reference: the shirt in the image must be the shirt the person wears, unchanged. Preserve the exact wording “WHEN GUYS SAY / "Suck It" / I ALWAYS REPLY WITH / "SORRY, SMALL / OBJECTS ARE A / CHOKING HAZARD." /”, the same typography, ink colours and graphic layout (white tall condensed caps, golden script "Suck It" in quotes, gold underline beneath last line), and the same black T-shirt presentation. Do not change, rewrite, shorten, add, remove, or rearrange any wording. Create a highly photorealistic 31-year-old American woman with short dark pixie hair in a realistic American setting at a smoothie cafe. The person is holding a green smoothie. Natural age-appropriate appearance, realistic skin texture, authentic hair, natural facial expression, realistic black cotton T-shirt with visible fabric weave and natural folds. The T-shirt and its graphic are the MAIN FOCUS. Keep the entire front design clearly visible, centered, sharp and readable. Real-life commercial lifestyle photography, natural lighting, realistic background, subtle depth of field, believable American environment, authentic camera perspective. IMAGE SIZE: 9:16 VERTICAL. No text anywhere except the shirt print itself: no logo, no watermark, no QR code, no altered typography, no additional graphic.</w:t>
       </w:r>
     </w:p>
     <w:p>
@@ -5493,7 +5493,7 @@
         <w:t xml:space="preserve">VIDEO PROMPT: </w:t>
       </w:r>
       <w:r>
-        <w:t>Create a 10-second photorealistic 9:16 vertical USA lifestyle Reel that looks like genuine footage captured by a real person on a modern smartphone camera, not an AI-generated video. You MUST use the attached mockup image as the exact T-shirt: the person wears that exact shirt, with the identical graphic, wording, typography, ink colours and layout from the attached image, nothing redrawn or invented. Location: gym smoothie bar. Main subject: 31-year-old American woman with short dark pixie hair wearing the exact T-shirt from the attached mockup image. Preserve the exact printed wording “WHEN GUYS SAY / "Suck It" / I ALWAYS REPLY WITH / "SORRY, SMALL / OBJECTS ARE A / CHOKING HAZARD." /”. The person is holding a green smoothie. They speak naturally and spend most of the dialogue talking specifically about the T-shirt: “This is my go-to comeback. It's soft, fits great, and the print stays crisp.” Then she holds the hem out to show the whole graphic. Keep the T-shirt as the visual MAIN FOCUS for most of the 10 seconds. The camera should provide a clear front view of the complete graphic, with natural slight handheld movement and realistic autofocus. The person may gently point to, touch, straighten, or display the shirt while talking about its design, message, bold lettering, joke appeal, or gift value. Use natural American voice, realistic lip sync, authentic body movement, real cotton fabric behavior, natural wrinkles and folds, realistic lighting, and location-appropriate ambient sound. Add warm, natural background laughter from girlfriends nearby, as if they just read the shirt. Make it feel like a real lifestyle Reel filmed in America. IMAGE/VIDEO FRAME: 9:16 VERTICAL. No CGI look, no 3D render, no cartoon, no plastic fabric, no artificial smooth movement, no distorted hands, no extra fingers, no altered wording, no added text, no captions or subtitles, no logo, no watermark, no QR code.</w:t>
+        <w:t>Create a 10-second photorealistic 9:16 vertical USA lifestyle Reel that looks like genuine footage captured by a real person on a modern smartphone camera, not an AI-generated video. You MUST use the attached mockup image as the exact T-shirt: the person wears that exact shirt, with the identical graphic, wording, typography, ink colours and layout from the attached image, nothing redrawn or invented. Location: smoothie cafe. Main subject: 31-year-old American woman with short dark pixie hair wearing the exact T-shirt from the attached mockup image. Preserve the exact printed wording “WHEN GUYS SAY / "Suck It" / I ALWAYS REPLY WITH / "SORRY, SMALL / OBJECTS ARE A / CHOKING HAZARD." /”. The person is holding a green smoothie. They speak naturally and spend most of the dialogue talking specifically about the T-shirt: “This is my go-to comeback. It's soft, fits great, and the print stays crisp.” Then she holds the hem out to show the whole graphic. Keep the T-shirt as the visual MAIN FOCUS for most of the 10 seconds. The camera should provide a clear front view of the complete graphic, with natural slight handheld movement and realistic autofocus. The person may gently point to, touch, straighten, or display the shirt while talking about its design, message, bold lettering, joke appeal, or gift value. Use natural American voice, realistic lip sync, authentic body movement, real cotton fabric behavior, natural wrinkles and folds, realistic lighting, and location-appropriate ambient sound. Add warm, natural background laughter from girlfriends nearby, as if they just read the shirt. Make it feel like a real lifestyle Reel filmed in America. IMAGE/VIDEO FRAME: 9:16 VERTICAL. No CGI look, no 3D render, no cartoon, no plastic fabric, no artificial smooth movement, no distorted hands, no extra fingers, no altered wording, no added text, no captions or subtitles, no logo, no watermark, no QR code.</w:t>
       </w:r>
     </w:p>
     <w:p>
@@ -5942,7 +5942,7 @@
         <w:pStyle w:val="Heading1"/>
       </w:pPr>
       <w:r>
-        <w:t>95. Bowling Night — 44-year-old American woman with short dark pixie hair</w:t>
+        <w:t>95. Candlepin Bowling Night — 44-year-old American woman with short dark pixie hair</w:t>
       </w:r>
     </w:p>
     <w:p>
@@ -5986,7 +5986,7 @@
         <w:t xml:space="preserve">IMAGE PROMPT: </w:t>
       </w:r>
       <w:r>
-        <w:t>Use the attached mockup image as the EXACT T-shirt reference: the shirt in the image must be the shirt the person wears, unchanged. Preserve the exact wording “WHEN GUYS SAY / "Suck It" / I ALWAYS REPLY WITH / "SORRY, SMALL / OBJECTS ARE A / CHOKING HAZARD." /”, the same typography, ink colours and graphic layout (white tall condensed caps, golden script "Suck It" in quotes, gold underline beneath last line), and the same black T-shirt presentation. Do not change, rewrite, shorten, add, remove, or rearrange any wording. Create a highly photorealistic 44-year-old American woman with short dark pixie hair in a realistic American setting at a bowling night. The person is holding a bowling ball. Natural age-appropriate appearance, realistic skin texture, authentic hair, natural facial expression, realistic black cotton T-shirt with visible fabric weave and natural folds. The T-shirt and its graphic are the MAIN FOCUS. Keep the entire front design clearly visible, centered, sharp and readable. Real-life commercial lifestyle photography, natural lighting, realistic background, subtle depth of field, believable American environment, authentic camera perspective. IMAGE SIZE: 9:16 VERTICAL. No text anywhere except the shirt print itself: no logo, no watermark, no QR code, no altered typography, no additional graphic.</w:t>
+        <w:t>Use the attached mockup image as the EXACT T-shirt reference: the shirt in the image must be the shirt the person wears, unchanged. Preserve the exact wording “WHEN GUYS SAY / "Suck It" / I ALWAYS REPLY WITH / "SORRY, SMALL / OBJECTS ARE A / CHOKING HAZARD." /”, the same typography, ink colours and graphic layout (white tall condensed caps, golden script "Suck It" in quotes, gold underline beneath last line), and the same black T-shirt presentation. Do not change, rewrite, shorten, add, remove, or rearrange any wording. Create a highly photorealistic 44-year-old American woman with short dark pixie hair in a realistic American setting at a candlepin bowling night. The person is holding a bowling ball. Natural age-appropriate appearance, realistic skin texture, authentic hair, natural facial expression, realistic black cotton T-shirt with visible fabric weave and natural folds. The T-shirt and its graphic are the MAIN FOCUS. Keep the entire front design clearly visible, centered, sharp and readable. Real-life commercial lifestyle photography, natural lighting, realistic background, subtle depth of field, believable American environment, authentic camera perspective. IMAGE SIZE: 9:16 VERTICAL. No text anywhere except the shirt print itself: no logo, no watermark, no QR code, no altered typography, no additional graphic.</w:t>
       </w:r>
     </w:p>
     <w:p>
@@ -5997,7 +5997,7 @@
         <w:t xml:space="preserve">VIDEO PROMPT: </w:t>
       </w:r>
       <w:r>
-        <w:t>Create a 10-second photorealistic 9:16 vertical USA lifestyle Reel that looks like genuine footage captured by a real person on a modern smartphone camera, not an AI-generated video. You MUST use the attached mockup image as the exact T-shirt: the person wears that exact shirt, with the identical graphic, wording, typography, ink colours and layout from the attached image, nothing redrawn or invented. Location: bowling night. Main subject: 44-year-old American woman with short dark pixie hair wearing the exact T-shirt from the attached mockup image. Preserve the exact printed wording “WHEN GUYS SAY / "Suck It" / I ALWAYS REPLY WITH / "SORRY, SMALL / OBJECTS ARE A / CHOKING HAZARD." /”. The person is holding a bowling ball. They speak naturally and spend most of the dialogue talking specifically about the T-shirt: “Rate this shirt, one to ten. The gold underline is the perfect finishing touch.” Then she holds the hem out to show the whole graphic. Keep the T-shirt as the visual MAIN FOCUS for most of the 10 seconds. The camera should provide a clear front view of the complete graphic, with natural slight handheld movement and realistic autofocus. The person may gently point to, touch, straighten, or display the shirt while talking about its design, message, bold lettering, joke appeal, or gift value. Use natural American voice, realistic lip sync, authentic body movement, real cotton fabric behavior, natural wrinkles and folds, realistic lighting, and location-appropriate ambient sound. Add warm, natural background laughter from girlfriends nearby, as if they just read the shirt. Make it feel like a real lifestyle Reel filmed in America. IMAGE/VIDEO FRAME: 9:16 VERTICAL. No CGI look, no 3D render, no cartoon, no plastic fabric, no artificial smooth movement, no distorted hands, no extra fingers, no altered wording, no added text, no captions or subtitles, no logo, no watermark, no QR code.</w:t>
+        <w:t>Create a 10-second photorealistic 9:16 vertical USA lifestyle Reel that looks like genuine footage captured by a real person on a modern smartphone camera, not an AI-generated video. You MUST use the attached mockup image as the exact T-shirt: the person wears that exact shirt, with the identical graphic, wording, typography, ink colours and layout from the attached image, nothing redrawn or invented. Location: candlepin bowling night. Main subject: 44-year-old American woman with short dark pixie hair wearing the exact T-shirt from the attached mockup image. Preserve the exact printed wording “WHEN GUYS SAY / "Suck It" / I ALWAYS REPLY WITH / "SORRY, SMALL / OBJECTS ARE A / CHOKING HAZARD." /”. The person is holding a bowling ball. They speak naturally and spend most of the dialogue talking specifically about the T-shirt: “Rate this shirt, one to ten. The gold underline is the perfect finishing touch.” Then she holds the hem out to show the whole graphic. Keep the T-shirt as the visual MAIN FOCUS for most of the 10 seconds. The camera should provide a clear front view of the complete graphic, with natural slight handheld movement and realistic autofocus. The person may gently point to, touch, straighten, or display the shirt while talking about its design, message, bold lettering, joke appeal, or gift value. Use natural American voice, realistic lip sync, authentic body movement, real cotton fabric behavior, natural wrinkles and folds, realistic lighting, and location-appropriate ambient sound. Add warm, natural background laughter from girlfriends nearby, as if they just read the shirt. Make it feel like a real lifestyle Reel filmed in America. IMAGE/VIDEO FRAME: 9:16 VERTICAL. No CGI look, no 3D render, no cartoon, no plastic fabric, no artificial smooth movement, no distorted hands, no extra fingers, no altered wording, no added text, no captions or subtitles, no logo, no watermark, no QR code.</w:t>
       </w:r>
     </w:p>
     <w:p>
@@ -6131,7 +6131,7 @@
         <w:pStyle w:val="Heading1"/>
       </w:pPr>
       <w:r>
-        <w:t>98. Honky-Tonk Bar — 49-year-old American woman with a messy bun</w:t>
+        <w:t>98. Western Bar Patio — 49-year-old American woman with a messy bun</w:t>
       </w:r>
     </w:p>
     <w:p>
@@ -6175,7 +6175,7 @@
         <w:t xml:space="preserve">IMAGE PROMPT: </w:t>
       </w:r>
       <w:r>
-        <w:t>Use the attached mockup image as the EXACT T-shirt reference: the shirt in the image must be the shirt the person wears, unchanged. Preserve the exact wording “WHEN GUYS SAY / "Suck It" / I ALWAYS REPLY WITH / "SORRY, SMALL / OBJECTS ARE A / CHOKING HAZARD." /”, the same typography, ink colours and graphic layout (white tall condensed caps, golden script "Suck It" in quotes, gold underline beneath last line), and the same black T-shirt presentation. Do not change, rewrite, shorten, add, remove, or rearrange any wording. Create a highly photorealistic 49-year-old American woman with a messy bun in a realistic American setting at a honky-tonk bar. The person is holding a beer. Natural age-appropriate appearance, realistic skin texture, authentic hair, natural facial expression, realistic black cotton T-shirt with visible fabric weave and natural folds. The T-shirt and its graphic are the MAIN FOCUS. Keep the entire front design clearly visible, centered, sharp and readable. Real-life commercial lifestyle photography, natural lighting, realistic background, subtle depth of field, believable American environment, authentic camera perspective. IMAGE SIZE: 9:16 VERTICAL. No text anywhere except the shirt print itself: no logo, no watermark, no QR code, no altered typography, no additional graphic.</w:t>
+        <w:t>Use the attached mockup image as the EXACT T-shirt reference: the shirt in the image must be the shirt the person wears, unchanged. Preserve the exact wording “WHEN GUYS SAY / "Suck It" / I ALWAYS REPLY WITH / "SORRY, SMALL / OBJECTS ARE A / CHOKING HAZARD." /”, the same typography, ink colours and graphic layout (white tall condensed caps, golden script "Suck It" in quotes, gold underline beneath last line), and the same black T-shirt presentation. Do not change, rewrite, shorten, add, remove, or rearrange any wording. Create a highly photorealistic 49-year-old American woman with a messy bun in a realistic American setting at a western bar patio. The person is holding a beer. Natural age-appropriate appearance, realistic skin texture, authentic hair, natural facial expression, realistic black cotton T-shirt with visible fabric weave and natural folds. The T-shirt and its graphic are the MAIN FOCUS. Keep the entire front design clearly visible, centered, sharp and readable. Real-life commercial lifestyle photography, natural lighting, realistic background, subtle depth of field, believable American environment, authentic camera perspective. IMAGE SIZE: 9:16 VERTICAL. No text anywhere except the shirt print itself: no logo, no watermark, no QR code, no altered typography, no additional graphic.</w:t>
       </w:r>
     </w:p>
     <w:p>
@@ -6186,7 +6186,7 @@
         <w:t xml:space="preserve">VIDEO PROMPT: </w:t>
       </w:r>
       <w:r>
-        <w:t>Create a 10-second photorealistic 9:16 vertical USA lifestyle Reel that looks like genuine footage captured by a real person on a modern smartphone camera, not an AI-generated video. You MUST use the attached mockup image as the exact T-shirt: the person wears that exact shirt, with the identical graphic, wording, typography, ink colours and layout from the attached image, nothing redrawn or invented. Location: honky-tonk bar. Main subject: 49-year-old American woman with a messy bun wearing the exact T-shirt from the attached mockup image. Preserve the exact printed wording “WHEN GUYS SAY / "Suck It" / I ALWAYS REPLY WITH / "SORRY, SMALL / OBJECTS ARE A / CHOKING HAZARD." /”. The person is holding a beer. They speak naturally and spend most of the dialogue talking specifically about the T-shirt: “Somebody had to say it. It's soft, fits great, and the print stays crisp.” Then they laugh, look off-camera, and look back at the lens. Keep the T-shirt as the visual MAIN FOCUS for most of the 10 seconds. The camera should provide a clear front view of the complete graphic, with natural slight handheld movement and realistic autofocus. The person may gently point to, touch, straighten, or display the shirt while talking about its design, message, bold lettering, joke appeal, or gift value. Use natural American voice, realistic lip sync, authentic body movement, real cotton fabric behavior, natural wrinkles and folds, realistic lighting, and location-appropriate ambient sound. Include a friend off-camera screaming with laughter, mixed with natural ambient sound. Make it feel like a real lifestyle Reel filmed in America. IMAGE/VIDEO FRAME: 9:16 VERTICAL. No CGI look, no 3D render, no cartoon, no plastic fabric, no artificial smooth movement, no distorted hands, no extra fingers, no altered wording, no added text, no captions or subtitles, no logo, no watermark, no QR code.</w:t>
+        <w:t>Create a 10-second photorealistic 9:16 vertical USA lifestyle Reel that looks like genuine footage captured by a real person on a modern smartphone camera, not an AI-generated video. You MUST use the attached mockup image as the exact T-shirt: the person wears that exact shirt, with the identical graphic, wording, typography, ink colours and layout from the attached image, nothing redrawn or invented. Location: western bar patio. Main subject: 49-year-old American woman with a messy bun wearing the exact T-shirt from the attached mockup image. Preserve the exact printed wording “WHEN GUYS SAY / "Suck It" / I ALWAYS REPLY WITH / "SORRY, SMALL / OBJECTS ARE A / CHOKING HAZARD." /”. The person is holding a beer. They speak naturally and spend most of the dialogue talking specifically about the T-shirt: “Somebody had to say it. It's soft, fits great, and the print stays crisp.” Then they laugh, look off-camera, and look back at the lens. Keep the T-shirt as the visual MAIN FOCUS for most of the 10 seconds. The camera should provide a clear front view of the complete graphic, with natural slight handheld movement and realistic autofocus. The person may gently point to, touch, straighten, or display the shirt while talking about its design, message, bold lettering, joke appeal, or gift value. Use natural American voice, realistic lip sync, authentic body movement, real cotton fabric behavior, natural wrinkles and folds, realistic lighting, and location-appropriate ambient sound. Include a friend off-camera screaming with laughter, mixed with natural ambient sound. Make it feel like a real lifestyle Reel filmed in America. IMAGE/VIDEO FRAME: 9:16 VERTICAL. No CGI look, no 3D render, no cartoon, no plastic fabric, no artificial smooth movement, no distorted hands, no extra fingers, no altered wording, no added text, no captions or subtitles, no logo, no watermark, no QR code.</w:t>
       </w:r>
     </w:p>
     <w:p>
@@ -6194,7 +6194,7 @@
         <w:pStyle w:val="Heading1"/>
       </w:pPr>
       <w:r>
-        <w:t>99. Concert Floor — 33-year-old American woman with light-brown shoulder-length hair</w:t>
+        <w:t>99. Arena Concert Seats — 33-year-old American woman with light-brown shoulder-length hair</w:t>
       </w:r>
     </w:p>
     <w:p>
@@ -6238,7 +6238,7 @@
         <w:t xml:space="preserve">IMAGE PROMPT: </w:t>
       </w:r>
       <w:r>
-        <w:t>Use the attached mockup image as the EXACT T-shirt reference: the shirt in the image must be the shirt the person wears, unchanged. Preserve the exact wording “WHEN GUYS SAY / "Suck It" / I ALWAYS REPLY WITH / "SORRY, SMALL / OBJECTS ARE A / CHOKING HAZARD." /”, the same typography, ink colours and graphic layout (white tall condensed caps, golden script "Suck It" in quotes, gold underline beneath last line), and the same black T-shirt presentation. Do not change, rewrite, shorten, add, remove, or rearrange any wording. Create a highly photorealistic 33-year-old American woman with light-brown shoulder-length hair in a realistic American setting at a concert floor. The person is dancing with arms up. Natural age-appropriate appearance, realistic skin texture, authentic hair, natural facial expression, realistic black cotton T-shirt with visible fabric weave and natural folds. The T-shirt and its graphic are the MAIN FOCUS. Keep the entire front design clearly visible, centered, sharp and readable. Real-life commercial lifestyle photography, natural lighting, realistic background, subtle depth of field, believable American environment, authentic camera perspective. IMAGE SIZE: 9:16 VERTICAL. No text anywhere except the shirt print itself: no logo, no watermark, no QR code, no altered typography, no additional graphic.</w:t>
+        <w:t>Use the attached mockup image as the EXACT T-shirt reference: the shirt in the image must be the shirt the person wears, unchanged. Preserve the exact wording “WHEN GUYS SAY / "Suck It" / I ALWAYS REPLY WITH / "SORRY, SMALL / OBJECTS ARE A / CHOKING HAZARD." /”, the same typography, ink colours and graphic layout (white tall condensed caps, golden script "Suck It" in quotes, gold underline beneath last line), and the same black T-shirt presentation. Do not change, rewrite, shorten, add, remove, or rearrange any wording. Create a highly photorealistic 33-year-old American woman with light-brown shoulder-length hair in a realistic American setting at an arena concert seats. The person is dancing with arms up. Natural age-appropriate appearance, realistic skin texture, authentic hair, natural facial expression, realistic black cotton T-shirt with visible fabric weave and natural folds. The T-shirt and its graphic are the MAIN FOCUS. Keep the entire front design clearly visible, centered, sharp and readable. Real-life commercial lifestyle photography, natural lighting, realistic background, subtle depth of field, believable American environment, authentic camera perspective. IMAGE SIZE: 9:16 VERTICAL. No text anywhere except the shirt print itself: no logo, no watermark, no QR code, no altered typography, no additional graphic.</w:t>
       </w:r>
     </w:p>
     <w:p>
@@ -6249,7 +6249,7 @@
         <w:t xml:space="preserve">VIDEO PROMPT: </w:t>
       </w:r>
       <w:r>
-        <w:t>Create a 10-second photorealistic 9:16 vertical USA lifestyle Reel that looks like genuine footage captured by a real person on a modern smartphone camera, not an AI-generated video. You MUST use the attached mockup image as the exact T-shirt: the person wears that exact shirt, with the identical graphic, wording, typography, ink colours and layout from the attached image, nothing redrawn or invented. Location: concert floor. Main subject: 33-year-old American woman with light-brown shoulder-length hair wearing the exact T-shirt from the attached mockup image. Preserve the exact printed wording “WHEN GUYS SAY / "Suck It" / I ALWAYS REPLY WITH / "SORRY, SMALL / OBJECTS ARE A / CHOKING HAZARD." /”. The person is dancing with arms up. They speak naturally and spend most of the dialogue talking specifically about the T-shirt: “Wore this to brunch on purpose. Still looks sharp after a lot of washes.” Then they smooth the shirt flat with both hands. Keep the T-shirt as the visual MAIN FOCUS for most of the 10 seconds. The camera should provide a clear front view of the complete graphic, with natural slight handheld movement and realistic autofocus. The person may gently point to, touch, straighten, or display the shirt while talking about its design, message, bold lettering, joke appeal, or gift value. Use natural American voice, realistic lip sync, authentic body movement, real cotton fabric behavior, natural wrinkles and folds, realistic lighting, and location-appropriate ambient sound. Add soft giggles and a short burst of laughter from friends just off-camera. Make it feel like a real lifestyle Reel filmed in America. IMAGE/VIDEO FRAME: 9:16 VERTICAL. No CGI look, no 3D render, no cartoon, no plastic fabric, no artificial smooth movement, no distorted hands, no extra fingers, no altered wording, no added text, no captions or subtitles, no logo, no watermark, no QR code.</w:t>
+        <w:t>Create a 10-second photorealistic 9:16 vertical USA lifestyle Reel that looks like genuine footage captured by a real person on a modern smartphone camera, not an AI-generated video. You MUST use the attached mockup image as the exact T-shirt: the person wears that exact shirt, with the identical graphic, wording, typography, ink colours and layout from the attached image, nothing redrawn or invented. Location: arena concert seats. Main subject: 33-year-old American woman with light-brown shoulder-length hair wearing the exact T-shirt from the attached mockup image. Preserve the exact printed wording “WHEN GUYS SAY / "Suck It" / I ALWAYS REPLY WITH / "SORRY, SMALL / OBJECTS ARE A / CHOKING HAZARD." /”. The person is dancing with arms up. They speak naturally and spend most of the dialogue talking specifically about the T-shirt: “Wore this to brunch on purpose. Still looks sharp after a lot of washes.” Then they smooth the shirt flat with both hands. Keep the T-shirt as the visual MAIN FOCUS for most of the 10 seconds. The camera should provide a clear front view of the complete graphic, with natural slight handheld movement and realistic autofocus. The person may gently point to, touch, straighten, or display the shirt while talking about its design, message, bold lettering, joke appeal, or gift value. Use natural American voice, realistic lip sync, authentic body movement, real cotton fabric behavior, natural wrinkles and folds, realistic lighting, and location-appropriate ambient sound. Add soft giggles and a short burst of laughter from friends just off-camera. Make it feel like a real lifestyle Reel filmed in America. IMAGE/VIDEO FRAME: 9:16 VERTICAL. No CGI look, no 3D render, no cartoon, no plastic fabric, no artificial smooth movement, no distorted hands, no extra fingers, no altered wording, no added text, no captions or subtitles, no logo, no watermark, no QR code.</w:t>
       </w:r>
     </w:p>
     <w:p>
@@ -6257,7 +6257,7 @@
         <w:pStyle w:val="Heading1"/>
       </w:pPr>
       <w:r>
-        <w:t>100. Music Festival Field — 35-year-old American woman with freckles and red hair</w:t>
+        <w:t>100. Festival Main Stage Crowd — 35-year-old American woman with freckles and red hair</w:t>
       </w:r>
     </w:p>
     <w:p>
@@ -6301,7 +6301,7 @@
         <w:t xml:space="preserve">IMAGE PROMPT: </w:t>
       </w:r>
       <w:r>
-        <w:t>Use the attached mockup image as the EXACT T-shirt reference: the shirt in the image must be the shirt the person wears, unchanged. Preserve the exact wording “WHEN GUYS SAY / "Suck It" / I ALWAYS REPLY WITH / "SORRY, SMALL / OBJECTS ARE A / CHOKING HAZARD." /”, the same typography, ink colours and graphic layout (white tall condensed caps, golden script "Suck It" in quotes, gold underline beneath last line), and the same black T-shirt presentation. Do not change, rewrite, shorten, add, remove, or rearrange any wording. Create a highly photorealistic 35-year-old American woman with freckles and red hair in a realistic American setting at a music festival field. The person is holding a festival cup. Natural age-appropriate appearance, realistic skin texture, authentic hair, natural facial expression, realistic black cotton T-shirt with visible fabric weave and natural folds. The T-shirt and its graphic are the MAIN FOCUS. Keep the entire front design clearly visible, centered, sharp and readable. Real-life commercial lifestyle photography, natural lighting, realistic background, subtle depth of field, believable American environment, authentic camera perspective. IMAGE SIZE: 9:16 VERTICAL. No text anywhere except the shirt print itself: no logo, no watermark, no QR code, no altered typography, no additional graphic.</w:t>
+        <w:t>Use the attached mockup image as the EXACT T-shirt reference: the shirt in the image must be the shirt the person wears, unchanged. Preserve the exact wording “WHEN GUYS SAY / "Suck It" / I ALWAYS REPLY WITH / "SORRY, SMALL / OBJECTS ARE A / CHOKING HAZARD." /”, the same typography, ink colours and graphic layout (white tall condensed caps, golden script "Suck It" in quotes, gold underline beneath last line), and the same black T-shirt presentation. Do not change, rewrite, shorten, add, remove, or rearrange any wording. Create a highly photorealistic 35-year-old American woman with freckles and red hair in a realistic American setting at a festival main stage crowd. The person is holding a festival cup. Natural age-appropriate appearance, realistic skin texture, authentic hair, natural facial expression, realistic black cotton T-shirt with visible fabric weave and natural folds. The T-shirt and its graphic are the MAIN FOCUS. Keep the entire front design clearly visible, centered, sharp and readable. Real-life commercial lifestyle photography, natural lighting, realistic background, subtle depth of field, believable American environment, authentic camera perspective. IMAGE SIZE: 9:16 VERTICAL. No text anywhere except the shirt print itself: no logo, no watermark, no QR code, no altered typography, no additional graphic.</w:t>
       </w:r>
     </w:p>
     <w:p>
@@ -6312,7 +6312,7 @@
         <w:t xml:space="preserve">VIDEO PROMPT: </w:t>
       </w:r>
       <w:r>
-        <w:t>Create a 10-second photorealistic 9:16 vertical USA lifestyle Reel that looks like genuine footage captured by a real person on a modern smartphone camera, not an AI-generated video. You MUST use the attached mockup image as the exact T-shirt: the person wears that exact shirt, with the identical graphic, wording, typography, ink colours and layout from the attached image, nothing redrawn or invented. Location: music festival field. Main subject: 35-year-old American woman with freckles and red hair wearing the exact T-shirt from the attached mockup image. Preserve the exact printed wording “WHEN GUYS SAY / "Suck It" / I ALWAYS REPLY WITH / "SORRY, SMALL / OBJECTS ARE A / CHOKING HAZARD." /”. The person is holding a festival cup. They speak naturally and spend most of the dialogue talking specifically about the T-shirt: “Read the gold part. The comeback at the end gets everyone.” Then they smooth the shirt flat with both hands. Keep the T-shirt as the visual MAIN FOCUS for most of the 10 seconds. The camera should provide a clear front view of the complete graphic, with natural slight handheld movement and realistic autofocus. The person may gently point to, touch, straighten, or display the shirt while talking about its design, message, bold lettering, joke appeal, or gift value. Use natural American voice, realistic lip sync, authentic body movement, real cotton fabric behavior, natural wrinkles and folds, realistic lighting, and location-appropriate ambient sound. Add soft giggles and a short burst of laughter from friends just off-camera. Make it feel like a real lifestyle Reel filmed in America. IMAGE/VIDEO FRAME: 9:16 VERTICAL. No CGI look, no 3D render, no cartoon, no plastic fabric, no artificial smooth movement, no distorted hands, no extra fingers, no altered wording, no added text, no captions or subtitles, no logo, no watermark, no QR code.</w:t>
+        <w:t>Create a 10-second photorealistic 9:16 vertical USA lifestyle Reel that looks like genuine footage captured by a real person on a modern smartphone camera, not an AI-generated video. You MUST use the attached mockup image as the exact T-shirt: the person wears that exact shirt, with the identical graphic, wording, typography, ink colours and layout from the attached image, nothing redrawn or invented. Location: festival main stage crowd. Main subject: 35-year-old American woman with freckles and red hair wearing the exact T-shirt from the attached mockup image. Preserve the exact printed wording “WHEN GUYS SAY / "Suck It" / I ALWAYS REPLY WITH / "SORRY, SMALL / OBJECTS ARE A / CHOKING HAZARD." /”. The person is holding a festival cup. They speak naturally and spend most of the dialogue talking specifically about the T-shirt: “Read the gold part. The comeback at the end gets everyone.” Then they smooth the shirt flat with both hands. Keep the T-shirt as the visual MAIN FOCUS for most of the 10 seconds. The camera should provide a clear front view of the complete graphic, with natural slight handheld movement and realistic autofocus. The person may gently point to, touch, straighten, or display the shirt while talking about its design, message, bold lettering, joke appeal, or gift value. Use natural American voice, realistic lip sync, authentic body movement, real cotton fabric behavior, natural wrinkles and folds, realistic lighting, and location-appropriate ambient sound. Add soft giggles and a short burst of laughter from friends just off-camera. Make it feel like a real lifestyle Reel filmed in America. IMAGE/VIDEO FRAME: 9:16 VERTICAL. No CGI look, no 3D render, no cartoon, no plastic fabric, no artificial smooth movement, no distorted hands, no extra fingers, no altered wording, no added text, no captions or subtitles, no logo, no watermark, no QR code.</w:t>
       </w:r>
     </w:p>
     <w:p>
@@ -7202,7 +7202,7 @@
         <w:pStyle w:val="Heading1"/>
       </w:pPr>
       <w:r>
-        <w:t>115. Book Club Living Room — 48-year-old American woman with long dark braids</w:t>
+        <w:t>115. Library Book Swap — 48-year-old American woman with long dark braids</w:t>
       </w:r>
     </w:p>
     <w:p>
@@ -7246,7 +7246,7 @@
         <w:t xml:space="preserve">IMAGE PROMPT: </w:t>
       </w:r>
       <w:r>
-        <w:t>Use the attached mockup image as the EXACT T-shirt reference: the shirt in the image must be the shirt the person wears, unchanged. Preserve the exact wording “WHEN GUYS SAY / "Suck It" / I ALWAYS REPLY WITH / "SORRY, SMALL / OBJECTS ARE A / CHOKING HAZARD." /”, the same typography, ink colours and graphic layout (white tall condensed caps, golden script "Suck It" in quotes, gold underline beneath last line), and the same black T-shirt presentation. Do not change, rewrite, shorten, add, remove, or rearrange any wording. Create a highly photorealistic 48-year-old American woman with long dark braids in a realistic American setting at a book club living room. The person is holding a paperback. Natural age-appropriate appearance, realistic skin texture, authentic hair, natural facial expression, realistic black cotton T-shirt with visible fabric weave and natural folds. The T-shirt and its graphic are the MAIN FOCUS. Keep the entire front design clearly visible, centered, sharp and readable. Real-life commercial lifestyle photography, natural lighting, realistic background, subtle depth of field, believable American environment, authentic camera perspective. IMAGE SIZE: 9:16 VERTICAL. No text anywhere except the shirt print itself: no logo, no watermark, no QR code, no altered typography, no additional graphic.</w:t>
+        <w:t>Use the attached mockup image as the EXACT T-shirt reference: the shirt in the image must be the shirt the person wears, unchanged. Preserve the exact wording “WHEN GUYS SAY / "Suck It" / I ALWAYS REPLY WITH / "SORRY, SMALL / OBJECTS ARE A / CHOKING HAZARD." /”, the same typography, ink colours and graphic layout (white tall condensed caps, golden script "Suck It" in quotes, gold underline beneath last line), and the same black T-shirt presentation. Do not change, rewrite, shorten, add, remove, or rearrange any wording. Create a highly photorealistic 48-year-old American woman with long dark braids in a realistic American setting at a library book swap. The person is holding a paperback. Natural age-appropriate appearance, realistic skin texture, authentic hair, natural facial expression, realistic black cotton T-shirt with visible fabric weave and natural folds. The T-shirt and its graphic are the MAIN FOCUS. Keep the entire front design clearly visible, centered, sharp and readable. Real-life commercial lifestyle photography, natural lighting, realistic background, subtle depth of field, believable American environment, authentic camera perspective. IMAGE SIZE: 9:16 VERTICAL. No text anywhere except the shirt print itself: no logo, no watermark, no QR code, no altered typography, no additional graphic.</w:t>
       </w:r>
     </w:p>
     <w:p>
@@ -7257,7 +7257,7 @@
         <w:t xml:space="preserve">VIDEO PROMPT: </w:t>
       </w:r>
       <w:r>
-        <w:t>Create a 10-second photorealistic 9:16 vertical USA lifestyle Reel that looks like genuine footage captured by a real person on a modern smartphone camera, not an AI-generated video. You MUST use the attached mockup image as the exact T-shirt: the person wears that exact shirt, with the identical graphic, wording, typography, ink colours and layout from the attached image, nothing redrawn or invented. Location: book club living room. Main subject: 48-year-old American woman with long dark braids wearing the exact T-shirt from the attached mockup image. Preserve the exact printed wording “WHEN GUYS SAY / "Suck It" / I ALWAYS REPLY WITH / "SORRY, SMALL / OBJECTS ARE A / CHOKING HAZARD." /”. The person is holding a paperback. They speak naturally and spend most of the dialogue talking specifically about the T-shirt: “This shirt handles the trash talk for me. Everyone reads it and starts laughing.” Then she holds the hem out to show the whole graphic. Keep the T-shirt as the visual MAIN FOCUS for most of the 10 seconds. The camera should provide a clear front view of the complete graphic, with natural slight handheld movement and realistic autofocus. The person may gently point to, touch, straighten, or display the shirt while talking about its design, message, bold lettering, joke appeal, or gift value. Use natural American voice, realistic lip sync, authentic body movement, real cotton fabric behavior, natural wrinkles and folds, realistic lighting, and location-appropriate ambient sound. Add warm, natural background laughter from girlfriends nearby, as if they just read the shirt. Make it feel like a real lifestyle Reel filmed in America. IMAGE/VIDEO FRAME: 9:16 VERTICAL. No CGI look, no 3D render, no cartoon, no plastic fabric, no artificial smooth movement, no distorted hands, no extra fingers, no altered wording, no added text, no captions or subtitles, no logo, no watermark, no QR code.</w:t>
+        <w:t>Create a 10-second photorealistic 9:16 vertical USA lifestyle Reel that looks like genuine footage captured by a real person on a modern smartphone camera, not an AI-generated video. You MUST use the attached mockup image as the exact T-shirt: the person wears that exact shirt, with the identical graphic, wording, typography, ink colours and layout from the attached image, nothing redrawn or invented. Location: library book swap. Main subject: 48-year-old American woman with long dark braids wearing the exact T-shirt from the attached mockup image. Preserve the exact printed wording “WHEN GUYS SAY / "Suck It" / I ALWAYS REPLY WITH / "SORRY, SMALL / OBJECTS ARE A / CHOKING HAZARD." /”. The person is holding a paperback. They speak naturally and spend most of the dialogue talking specifically about the T-shirt: “This shirt handles the trash talk for me. Everyone reads it and starts laughing.” Then she holds the hem out to show the whole graphic. Keep the T-shirt as the visual MAIN FOCUS for most of the 10 seconds. The camera should provide a clear front view of the complete graphic, with natural slight handheld movement and realistic autofocus. The person may gently point to, touch, straighten, or display the shirt while talking about its design, message, bold lettering, joke appeal, or gift value. Use natural American voice, realistic lip sync, authentic body movement, real cotton fabric behavior, natural wrinkles and folds, realistic lighting, and location-appropriate ambient sound. Add warm, natural background laughter from girlfriends nearby, as if they just read the shirt. Make it feel like a real lifestyle Reel filmed in America. IMAGE/VIDEO FRAME: 9:16 VERTICAL. No CGI look, no 3D render, no cartoon, no plastic fabric, no artificial smooth movement, no distorted hands, no extra fingers, no altered wording, no added text, no captions or subtitles, no logo, no watermark, no QR code.</w:t>
       </w:r>
     </w:p>
     <w:p>
